--- a/utils/PREZENTARE_PROIECT_IDS-RS.docx
+++ b/utils/PREZENTARE_PROIECT_IDS-RS.docx
@@ -88,7 +88,7 @@
           <w:color w:val="888888"/>
           <w:sz w:val="20"/>
         </w:rPr>
-        <w:t>March 2026</w:t>
+        <w:t>May 2026</w:t>
       </w:r>
     </w:p>
     <w:p>
@@ -141,7 +141,7 @@
         <w:pStyle w:val="Heading2"/>
       </w:pPr>
       <w:r>
-        <w:t>Sistem de detectie a scanarilor de retea din log-uri de firewall</w:t>
+        <w:t>Sistem de detectie si corelare a comportamentelor din log-uri de firewall</w:t>
       </w:r>
     </w:p>
     <w:p>
@@ -167,7 +167,7 @@
         <w:pStyle w:val="Heading2"/>
       </w:pPr>
       <w:r>
-        <w:t>DISCURS PREZENTARE — 6 minute</w:t>
+        <w:t>DISCURS PREZENTARE — 7 minute</w:t>
       </w:r>
     </w:p>
     <w:p>
@@ -221,7 +221,12 @@
     </w:p>
     <w:p>
       <w:r>
-        <w:t>Am construit un sistem care rezolva asta. IDS-RS este un Intrusion Detection System scris in Rust. Primeste log-urile de la firewall pe UDP, le parseaza, le coreleaza per IP sursa si detecteaza automat tiparele de scanare. Cand un IP bate la 20 de porturi diferite in 10 secunde, sistemul trimite alerta in timp real — pe SIEM si pe email.</w:t>
+        <w:t>Am construit un sistem care rezolva asta. IDS-RS este un Intrusion Detection System scris in Rust. Primeste log-urile de la firewall pe UDP, le parseaza, le coreleaza si detecteaza automat comportamente suspicioase: scanari de porturi, miscare laterala, atac coordonat si beaconing (callback periodic).</w:t>
+      </w:r>
+    </w:p>
+    <w:p>
+      <w:r>
+        <w:t>Cand un IP bate la 20 de porturi diferite in 10 secunde sau cand un host incepe sa contacteze rapid multe destinatii interne, sistemul trimite alerta in timp real — catre SIEM, email si dashboard web.</w:t>
       </w:r>
     </w:p>
     <w:p>
@@ -257,7 +262,7 @@
     </w:p>
     <w:p>
       <w:r>
-        <w:t>Detectia functioneaza pe trei niveluri:</w:t>
+        <w:t>Detectia functioneaza pe sase niveluri:</w:t>
       </w:r>
     </w:p>
     <w:p>
@@ -282,6 +287,30 @@
       </w:pPr>
       <w:r>
         <w:t>Accept Scan — porturi care raspund, nu doar cele blocate</w:t>
+      </w:r>
+    </w:p>
+    <w:p>
+      <w:pPr>
+        <w:pStyle w:val="ListBullet"/>
+      </w:pPr>
+      <w:r>
+        <w:t>Lateral Movement — 1 sursa → N destinatii unice (conexiuni acceptate)</w:t>
+      </w:r>
+    </w:p>
+    <w:p>
+      <w:pPr>
+        <w:pStyle w:val="ListBullet"/>
+      </w:pPr>
+      <w:r>
+        <w:t>Distributed Scan — N surse → 1 tinta (atac coordonat)</w:t>
+      </w:r>
+    </w:p>
+    <w:p>
+      <w:pPr>
+        <w:pStyle w:val="ListBullet"/>
+      </w:pPr>
+      <w:r>
+        <w:t>Beaconing C2 — flow periodic (coeficient de variatie pe intervale)</w:t>
       </w:r>
     </w:p>
     <w:p>
@@ -312,7 +341,7 @@
     </w:p>
     <w:p>
       <w:r>
-        <w:t>Alerta pleaca simultan pe doua canale.</w:t>
+        <w:t>Alerta pleaca simultan pe trei canale.</w:t>
       </w:r>
     </w:p>
     <w:p>
@@ -322,12 +351,22 @@
     </w:p>
     <w:p>
       <w:r>
-        <w:t>Pe email primiti un mesaj HTML structurat cu IP sursa, IP tinta, lista porturilor, timestamp si comenzi gata de executat pentru RHEL — ss, grep in log-uri, tcpdump, firewall-cmd pentru blocare imediata. Copy-paste direct in terminal.</w:t>
+        <w:t>Pe email primiti un mesaj HTML structurat cu IP sursa, IP tinta, lista porturilor sau surse/destinatii (in functie de detectie), timestamp si comenzi gata de executat pentru RHEL — ss, grep in log-uri, tcpdump, firewall-cmd pentru blocare imediata. Copy-paste direct in terminal.</w:t>
       </w:r>
     </w:p>
     <w:p>
       <w:r>
-        <w:t>Fiecare IP are cooldown — o singura alerta per IP, per tip de scanare.</w:t>
+        <w:t>In dashboard-ul web vedeti alertele intr-un graf D3.js (atacatori, tinte, conexiuni), cu auto-refresh. D3.js este servit local, deci functioneaza si in retele izolate fara internet.</w:t>
+      </w:r>
+    </w:p>
+    <w:p>
+      <w:r>
+        <w:t>Dashboard-ul arata ca un instrument SOC: tema dark, header cu 3 metrici (Alerte / Atacatori / Tinte), un sparkline pe ultimele 60 minute, filtre pe severitate si tip, si jos un tabel cu ultimele alerte. Click pe un IP deschide un "IP dossier" cu rol (attacker/target), porturi, peer-i si un timeline al evenimentelor. Exista si un workspace local (pinned IPs + notite) pentru triage rapid in timpul investigatiei.</w:t>
+      </w:r>
+    </w:p>
+    <w:p>
+      <w:r>
+        <w:t>Fiecare IP / flow are cooldown — o singura alerta per IP (sau per flow), per tip de detectie.</w:t>
       </w:r>
     </w:p>
     <w:p>
@@ -353,12 +392,17 @@
     </w:p>
     <w:p>
       <w:r>
-        <w:t>Sistemul se protejeaza singur: Rate Limiting cu Token Bucket impotriva flood-ului UDP, limita de memorie per IP (10.000, FIFO), limita globala de IP-uri (100.000, LRU), sanitizare CEF anti-injection, si 16 validari semantice la pornire.</w:t>
+        <w:t>Sistemul se protejeaza singur: Rate Limiting cu Token Bucket impotriva flood-ului UDP, limita de memorie per IP (10.000, FIFO), limita globala de IP-uri (100.000, LRU), whitelist IP/CIDR + exceptii pentru reducerea fals-pozitivelor, sanitizare CEF anti-injection, si validari semantice la pornire.</w:t>
       </w:r>
     </w:p>
     <w:p>
       <w:r>
-        <w:t>51 de teste unitare, toate trec. Dezvoltat intern — zero licente, zero dependenta de vendor. Echivalentul comercial costa zeci de mii de euro/an.</w:t>
+        <w:t>Are hot reload la SIGHUP pentru configuratie (praguri/whitelist/alertare), si graceful shutdown la SIGTERM.</w:t>
+      </w:r>
+    </w:p>
+    <w:p>
+      <w:r>
+        <w:t>78 de teste unitare, toate trec. Dezvoltat intern — zero licente, zero dependenta de vendor.</w:t>
       </w:r>
     </w:p>
     <w:p>
@@ -394,7 +438,7 @@
     </w:p>
     <w:p>
       <w:r>
-        <w:t>Din log-uri firewall: miscare laterala, beaconing C2, brute-force, scanare distribuita.</w:t>
+        <w:t>Din log-uri firewall: brute-force, port-knocking, policy violations (inter-segment), exfiltrare (volume/anomalii), plus praguri dinamice calibrate pe baseline (optional).</w:t>
       </w:r>
     </w:p>
     <w:p>
@@ -435,7 +479,7 @@
     </w:p>
     <w:p>
       <w:r>
-        <w:t>Sistemul ruleaza deja in productie pe log-urile de firewall.</w:t>
+        <w:t>Sistemul este pregatit pentru rulare operationala pe log-urile de firewall.</w:t>
       </w:r>
     </w:p>
     <w:p>
@@ -481,7 +525,7 @@
           <w:color w:val="555555"/>
           <w:sz w:val="20"/>
         </w:rPr>
-        <w:t>Dupa discurs: deschide terminalul cu IDS-RS pornit si ruleaza `python3 tester/tester.py fast` — audienta va vedea o alerta generata in timp real.</w:t>
+        <w:t>Dupa discurs: porneste IDS-RS si ruleaza `python3 tester/tester.py fast` — audienta va vedea o alerta generata in timp real. Optional: deschide dashboard-ul web (`http://127.0.0.1:8080`).</w:t>
       </w:r>
     </w:p>
     <w:p>
@@ -667,7 +711,7 @@
     </w:p>
     <w:p>
       <w:r>
-        <w:t>IDS-RS — Intrusion Detection System scris in Rust. Primeste log-uri de la firewall pe UDP, le parseaza, coreleaza evenimentele per IP sursa si detecteaza automat scanarile de retea. Trimite alerte pe SIEM si email.</w:t>
+        <w:t>IDS-RS — Intrusion Detection System scris in Rust. Primeste log-uri de la firewall pe UDP, le parseaza, le coreleaza si detecteaza automat: scanari (fast/slow/accept), miscare laterala, scanare distribuita si beaconing C2. Trimite alerte pe SIEM, email si dashboard web.</w:t>
       </w:r>
     </w:p>
     <w:p>
@@ -707,9 +751,9 @@
         <w:br/>
         <w:t xml:space="preserve">  │  ↓                      │</w:t>
         <w:br/>
-        <w:t xml:space="preserve">  │  Detector (DashMap)     │   Corelare per IP sursa</w:t>
+        <w:t xml:space="preserve">  │  Detector (DashMap)     │   Corelare per IP / tinta / flow</w:t>
         <w:br/>
-        <w:t xml:space="preserve">  │  ↓                      │   Fast Scan / Slow Scan / Accept Scan</w:t>
+        <w:t xml:space="preserve">  │  ↓                      │   Fast/Slow/Accept + Lateral/Distributed/Beaconing</w:t>
         <w:br/>
         <w:t xml:space="preserve">  │  Alerter                │   Cand pragul e depasit</w:t>
         <w:br/>
@@ -722,6 +766,12 @@
         <w:t xml:space="preserve">     SIEM (CEF)   Email (SMTP)</w:t>
         <w:br/>
         <w:t xml:space="preserve">     ArcSight     Echipa IT</w:t>
+        <w:br/>
+        <w:t xml:space="preserve">           |</w:t>
+        <w:br/>
+        <w:t xml:space="preserve">           v</w:t>
+        <w:br/>
+        <w:t xml:space="preserve">     Web Dashboard (HTTP)</w:t>
       </w:r>
     </w:p>
     <w:p>
@@ -841,7 +891,7 @@
         <w:pStyle w:val="Heading3"/>
       </w:pPr>
       <w:r>
-        <w:t>Trei tipuri de scanare</w:t>
+        <w:t>Tipuri de detectie</w:t>
       </w:r>
     </w:p>
     <w:tbl>
@@ -1255,6 +1305,279 @@
           </w:p>
         </w:tc>
       </w:tr>
+      <w:tr>
+        <w:tc>
+          <w:tcPr>
+            <w:tcW w:type="dxa" w:w="2351"/>
+            <w:shd w:val="clear" w:color="auto" w:fill="F8F9FA"/>
+            <w:vAlign w:val="center"/>
+          </w:tcPr>
+          <w:p>
+            <w:r>
+              <w:rPr>
+                <w:rFonts w:ascii="Calibri" w:hAnsi="Calibri"/>
+                <w:sz w:val="18"/>
+              </w:rPr>
+            </w:r>
+            <w:r>
+              <w:rPr>
+                <w:rFonts w:ascii="Calibri" w:hAnsi="Calibri"/>
+                <w:b/>
+                <w:sz w:val="18"/>
+              </w:rPr>
+              <w:t>Lateral Movement</w:t>
+            </w:r>
+          </w:p>
+        </w:tc>
+        <w:tc>
+          <w:tcPr>
+            <w:tcW w:type="dxa" w:w="2351"/>
+            <w:shd w:val="clear" w:color="auto" w:fill="F8F9FA"/>
+            <w:vAlign w:val="center"/>
+          </w:tcPr>
+          <w:p>
+            <w:r>
+              <w:rPr>
+                <w:rFonts w:ascii="Calibri" w:hAnsi="Calibri"/>
+                <w:sz w:val="18"/>
+              </w:rPr>
+            </w:r>
+            <w:r>
+              <w:rPr>
+                <w:rFonts w:ascii="Calibri" w:hAnsi="Calibri"/>
+                <w:sz w:val="18"/>
+              </w:rPr>
+              <w:t>5 destinatii unice (default)</w:t>
+            </w:r>
+          </w:p>
+        </w:tc>
+        <w:tc>
+          <w:tcPr>
+            <w:tcW w:type="dxa" w:w="2351"/>
+            <w:shd w:val="clear" w:color="auto" w:fill="F8F9FA"/>
+            <w:vAlign w:val="center"/>
+          </w:tcPr>
+          <w:p>
+            <w:r>
+              <w:rPr>
+                <w:rFonts w:ascii="Calibri" w:hAnsi="Calibri"/>
+                <w:sz w:val="18"/>
+              </w:rPr>
+            </w:r>
+            <w:r>
+              <w:rPr>
+                <w:rFonts w:ascii="Calibri" w:hAnsi="Calibri"/>
+                <w:sz w:val="18"/>
+              </w:rPr>
+              <w:t>60 secunde</w:t>
+            </w:r>
+          </w:p>
+        </w:tc>
+        <w:tc>
+          <w:tcPr>
+            <w:tcW w:type="dxa" w:w="2351"/>
+            <w:shd w:val="clear" w:color="auto" w:fill="F8F9FA"/>
+            <w:vAlign w:val="center"/>
+          </w:tcPr>
+          <w:p>
+            <w:r>
+              <w:rPr>
+                <w:rFonts w:ascii="Calibri" w:hAnsi="Calibri"/>
+                <w:sz w:val="18"/>
+              </w:rPr>
+            </w:r>
+            <w:r>
+              <w:rPr>
+                <w:rFonts w:ascii="Calibri" w:hAnsi="Calibri"/>
+                <w:sz w:val="18"/>
+              </w:rPr>
+              <w:t>1 sursa → N destinatii (propagare/miscare laterala)</w:t>
+            </w:r>
+          </w:p>
+        </w:tc>
+      </w:tr>
+      <w:tr>
+        <w:tc>
+          <w:tcPr>
+            <w:tcW w:type="dxa" w:w="2351"/>
+            <w:shd w:val="clear" w:color="auto" w:fill="FFFFFF"/>
+            <w:vAlign w:val="center"/>
+          </w:tcPr>
+          <w:p>
+            <w:r>
+              <w:rPr>
+                <w:rFonts w:ascii="Calibri" w:hAnsi="Calibri"/>
+                <w:sz w:val="18"/>
+              </w:rPr>
+            </w:r>
+            <w:r>
+              <w:rPr>
+                <w:rFonts w:ascii="Calibri" w:hAnsi="Calibri"/>
+                <w:b/>
+                <w:sz w:val="18"/>
+              </w:rPr>
+              <w:t>Distributed Scan</w:t>
+            </w:r>
+          </w:p>
+        </w:tc>
+        <w:tc>
+          <w:tcPr>
+            <w:tcW w:type="dxa" w:w="2351"/>
+            <w:shd w:val="clear" w:color="auto" w:fill="FFFFFF"/>
+            <w:vAlign w:val="center"/>
+          </w:tcPr>
+          <w:p>
+            <w:r>
+              <w:rPr>
+                <w:rFonts w:ascii="Calibri" w:hAnsi="Calibri"/>
+                <w:sz w:val="18"/>
+              </w:rPr>
+            </w:r>
+            <w:r>
+              <w:rPr>
+                <w:rFonts w:ascii="Calibri" w:hAnsi="Calibri"/>
+                <w:sz w:val="18"/>
+              </w:rPr>
+              <w:t>5 surse unice (default)</w:t>
+            </w:r>
+          </w:p>
+        </w:tc>
+        <w:tc>
+          <w:tcPr>
+            <w:tcW w:type="dxa" w:w="2351"/>
+            <w:shd w:val="clear" w:color="auto" w:fill="FFFFFF"/>
+            <w:vAlign w:val="center"/>
+          </w:tcPr>
+          <w:p>
+            <w:r>
+              <w:rPr>
+                <w:rFonts w:ascii="Calibri" w:hAnsi="Calibri"/>
+                <w:sz w:val="18"/>
+              </w:rPr>
+            </w:r>
+            <w:r>
+              <w:rPr>
+                <w:rFonts w:ascii="Calibri" w:hAnsi="Calibri"/>
+                <w:sz w:val="18"/>
+              </w:rPr>
+              <w:t>60 secunde</w:t>
+            </w:r>
+          </w:p>
+        </w:tc>
+        <w:tc>
+          <w:tcPr>
+            <w:tcW w:type="dxa" w:w="2351"/>
+            <w:shd w:val="clear" w:color="auto" w:fill="FFFFFF"/>
+            <w:vAlign w:val="center"/>
+          </w:tcPr>
+          <w:p>
+            <w:r>
+              <w:rPr>
+                <w:rFonts w:ascii="Calibri" w:hAnsi="Calibri"/>
+                <w:sz w:val="18"/>
+              </w:rPr>
+            </w:r>
+            <w:r>
+              <w:rPr>
+                <w:rFonts w:ascii="Calibri" w:hAnsi="Calibri"/>
+                <w:sz w:val="18"/>
+              </w:rPr>
+              <w:t>N surse → aceeasi tinta (atac coordonat)</w:t>
+            </w:r>
+          </w:p>
+        </w:tc>
+      </w:tr>
+      <w:tr>
+        <w:tc>
+          <w:tcPr>
+            <w:tcW w:type="dxa" w:w="2351"/>
+            <w:shd w:val="clear" w:color="auto" w:fill="F8F9FA"/>
+            <w:vAlign w:val="center"/>
+          </w:tcPr>
+          <w:p>
+            <w:r>
+              <w:rPr>
+                <w:rFonts w:ascii="Calibri" w:hAnsi="Calibri"/>
+                <w:sz w:val="18"/>
+              </w:rPr>
+            </w:r>
+            <w:r>
+              <w:rPr>
+                <w:rFonts w:ascii="Calibri" w:hAnsi="Calibri"/>
+                <w:b/>
+                <w:sz w:val="18"/>
+              </w:rPr>
+              <w:t>Beaconing C2</w:t>
+            </w:r>
+          </w:p>
+        </w:tc>
+        <w:tc>
+          <w:tcPr>
+            <w:tcW w:type="dxa" w:w="2351"/>
+            <w:shd w:val="clear" w:color="auto" w:fill="F8F9FA"/>
+            <w:vAlign w:val="center"/>
+          </w:tcPr>
+          <w:p>
+            <w:r>
+              <w:rPr>
+                <w:rFonts w:ascii="Calibri" w:hAnsi="Calibri"/>
+                <w:sz w:val="18"/>
+              </w:rPr>
+            </w:r>
+            <w:r>
+              <w:rPr>
+                <w:rFonts w:ascii="Calibri" w:hAnsi="Calibri"/>
+                <w:sz w:val="18"/>
+              </w:rPr>
+              <w:t>8 evenimente (min)</w:t>
+            </w:r>
+          </w:p>
+        </w:tc>
+        <w:tc>
+          <w:tcPr>
+            <w:tcW w:type="dxa" w:w="2351"/>
+            <w:shd w:val="clear" w:color="auto" w:fill="F8F9FA"/>
+            <w:vAlign w:val="center"/>
+          </w:tcPr>
+          <w:p>
+            <w:r>
+              <w:rPr>
+                <w:rFonts w:ascii="Calibri" w:hAnsi="Calibri"/>
+                <w:sz w:val="18"/>
+              </w:rPr>
+            </w:r>
+            <w:r>
+              <w:rPr>
+                <w:rFonts w:ascii="Calibri" w:hAnsi="Calibri"/>
+                <w:sz w:val="18"/>
+              </w:rPr>
+              <w:t>1 ora</w:t>
+            </w:r>
+          </w:p>
+        </w:tc>
+        <w:tc>
+          <w:tcPr>
+            <w:tcW w:type="dxa" w:w="2351"/>
+            <w:shd w:val="clear" w:color="auto" w:fill="F8F9FA"/>
+            <w:vAlign w:val="center"/>
+          </w:tcPr>
+          <w:p>
+            <w:r>
+              <w:rPr>
+                <w:rFonts w:ascii="Calibri" w:hAnsi="Calibri"/>
+                <w:sz w:val="18"/>
+              </w:rPr>
+            </w:r>
+            <w:r>
+              <w:rPr>
+                <w:rFonts w:ascii="Calibri" w:hAnsi="Calibri"/>
+                <w:sz w:val="18"/>
+              </w:rPr>
+              <w:t>flow periodic detectat prin CV pe intervale</w:t>
+            </w:r>
+          </w:p>
+        </w:tc>
+      </w:tr>
     </w:tbl>
     <w:p>
       <w:pPr>
@@ -1276,7 +1599,7 @@
     </w:p>
     <w:p>
       <w:r>
-        <w:t>Pentru fiecare log primit, IDS-RS: 1. Parseaza linia si extrage: IP sursa, IP destinatie, port, protocol, actiune 2. Adauga portul in lista de porturi unice pentru acel IP sursa (DashMap) 3. Verifica daca numarul de porturi unice depaseste pragul in fereastra de timp 4. Daca da — genereaza alerta si activeaza cooldown pentru acel IP</w:t>
+        <w:t>Pentru fiecare log primit, IDS-RS: 1. Parseaza linia si extrage: IP sursa, IP destinatie, port, protocol, actiune 2. Adauga hit-ul in structurile de corelare (DashMap), in functie de detectie 3. Verifica pragurile si ferestrele de timp din config.toml (inclusiv exceptii) 4. Daca pragul e depasit — genereaza alerta si activeaza cooldown</w:t>
       </w:r>
     </w:p>
     <w:p>
@@ -1284,12 +1607,12 @@
         <w:pStyle w:val="Heading3"/>
       </w:pPr>
       <w:r>
-        <w:t>Cooldown per IP</w:t>
+        <w:t>Cooldown per IP / flow</w:t>
       </w:r>
     </w:p>
     <w:p>
       <w:r>
-        <w:t>Dupa o alerta, acelasi IP nu genereaza alta alerta de acelasi tip pentru o perioada configurabila. Previne sute de alerte identice.</w:t>
+        <w:t>Dupa o alerta, acelasi IP (sau flow, pentru Beaconing) nu genereaza alta alerta de acelasi tip pentru o perioada configurabila. Previne sute de alerte identice.</w:t>
       </w:r>
     </w:p>
     <w:p>
@@ -1497,6 +1820,179 @@
         <w:pStyle w:val="Heading3"/>
       </w:pPr>
       <w:r>
+        <w:t>Web Dashboard (HTTP) — cum arata si ce face</w:t>
+      </w:r>
+    </w:p>
+    <w:p>
+      <w:r>
+        <w:t>Dashboard-ul este o pagina web servita direct de IDS-RS (server HTTP embedded). Este read-only: afiseaza alertele deja generate de motorul de detectie si nu modifica starea detectorului.</w:t>
+      </w:r>
+    </w:p>
+    <w:p>
+      <w:r>
+        <w:t>Cum arata:</w:t>
+      </w:r>
+    </w:p>
+    <w:p>
+      <w:pPr>
+        <w:pStyle w:val="ListBullet"/>
+      </w:pPr>
+      <w:r>
+        <w:t>tema dark (cu toggle optional light)</w:t>
+      </w:r>
+    </w:p>
+    <w:p>
+      <w:pPr>
+        <w:pStyle w:val="ListBullet"/>
+      </w:pPr>
+      <w:r>
+        <w:t>header cu: Alerte / Atacatori / Tinte + sparkline "alerte/minut" (60 min)</w:t>
+      </w:r>
+    </w:p>
+    <w:p>
+      <w:pPr>
+        <w:pStyle w:val="ListBullet"/>
+      </w:pPr>
+      <w:r>
+        <w:t>bara de filtre: severitate (Critical/High/Medium), tip detectie, heatmap 24h</w:t>
+      </w:r>
+    </w:p>
+    <w:p>
+      <w:pPr>
+        <w:pStyle w:val="ListBullet"/>
+      </w:pPr>
+      <w:r>
+        <w:t>graf D3.js force-directed: noduri IP si muchii (atacator → tinta), colorate pe tip</w:t>
+      </w:r>
+    </w:p>
+    <w:p>
+      <w:pPr>
+        <w:pStyle w:val="ListBullet"/>
+      </w:pPr>
+      <w:r>
+        <w:t>tabel jos cu ultimele alerte (newest first), cu badge de tip si actiuni de triage</w:t>
+      </w:r>
+    </w:p>
+    <w:p>
+      <w:pPr>
+        <w:pStyle w:val="ListBullet"/>
+      </w:pPr>
+      <w:r>
+        <w:t>side-panel "IP dossier" pentru investigatie: rol, top peers, porturi, timeline</w:t>
+      </w:r>
+    </w:p>
+    <w:p>
+      <w:pPr>
+        <w:pStyle w:val="ListBullet"/>
+      </w:pPr>
+      <w:r>
+        <w:t>"Investigation workspace": pinned IP-uri + notite, persistate local (browser)</w:t>
+      </w:r>
+    </w:p>
+    <w:p>
+      <w:r>
+        <w:t>Ce face (functional):</w:t>
+      </w:r>
+    </w:p>
+    <w:p>
+      <w:pPr>
+        <w:pStyle w:val="ListBullet"/>
+      </w:pPr>
+      <w:r>
+        <w:t>refresh automat la 5 secunde (citeste API JSON)</w:t>
+      </w:r>
+    </w:p>
+    <w:p>
+      <w:pPr>
+        <w:pStyle w:val="ListBullet"/>
+      </w:pPr>
+      <w:r>
+        <w:t>cautare/filtrare dupa IP (graful + tabelul se restrang la acel IP)</w:t>
+      </w:r>
+    </w:p>
+    <w:p>
+      <w:pPr>
+        <w:pStyle w:val="ListBullet"/>
+      </w:pPr>
+      <w:r>
+        <w:t>filtre pe tipuri de alerta si pe severitati (inclusiv exclude cu Shift)</w:t>
+      </w:r>
+    </w:p>
+    <w:p>
+      <w:pPr>
+        <w:pStyle w:val="ListBullet"/>
+      </w:pPr>
+      <w:r>
+        <w:t>click pe nod: deschide IP dossier (date complete pentru acel IP)</w:t>
+      </w:r>
+    </w:p>
+    <w:p>
+      <w:pPr>
+        <w:pStyle w:val="ListBullet"/>
+      </w:pPr>
+      <w:r>
+        <w:t>zoom/pan, freeze/play simulare, pin/unpin noduri, fullscreen</w:t>
+      </w:r>
+    </w:p>
+    <w:p>
+      <w:pPr>
+        <w:pStyle w:val="ListBullet"/>
+      </w:pPr>
+      <w:r>
+        <w:t>export PNG al grafului pentru raportare</w:t>
+      </w:r>
+    </w:p>
+    <w:p>
+      <w:pPr>
+        <w:pStyle w:val="ListBullet"/>
+      </w:pPr>
+      <w:r>
+        <w:t xml:space="preserve">D3.js servit local la </w:t>
+      </w:r>
+      <w:r>
+        <w:rPr>
+          <w:rFonts w:ascii="Consolas" w:hAnsi="Consolas"/>
+          <w:color w:val="C0392B"/>
+          <w:sz w:val="18"/>
+        </w:rPr>
+        <w:t>/static/d3.min.js</w:t>
+      </w:r>
+      <w:r>
+        <w:t xml:space="preserve"> (fara CDN, merge air-gapped)</w:t>
+      </w:r>
+    </w:p>
+    <w:p>
+      <w:r>
+        <w:t xml:space="preserve">Unde il accesam: </w:t>
+      </w:r>
+      <w:r>
+        <w:rPr>
+          <w:rFonts w:ascii="Consolas" w:hAnsi="Consolas"/>
+          <w:color w:val="C0392B"/>
+          <w:sz w:val="18"/>
+        </w:rPr>
+        <w:t>http://127.0.0.1:8080</w:t>
+      </w:r>
+      <w:r>
+        <w:t xml:space="preserve"> (configurabil in </w:t>
+      </w:r>
+      <w:r>
+        <w:rPr>
+          <w:rFonts w:ascii="Consolas" w:hAnsi="Consolas"/>
+          <w:color w:val="C0392B"/>
+          <w:sz w:val="18"/>
+        </w:rPr>
+        <w:t>config.toml</w:t>
+      </w:r>
+      <w:r>
+        <w:t>).</w:t>
+      </w:r>
+    </w:p>
+    <w:p>
+      <w:pPr>
+        <w:pStyle w:val="Heading3"/>
+      </w:pPr>
+      <w:r>
         <w:t>Tipuri de alerta</w:t>
       </w:r>
     </w:p>
@@ -1545,7 +2041,7 @@
                 <w:color w:val="FFFFFF"/>
                 <w:sz w:val="18"/>
               </w:rPr>
-              <w:t>Tip scanare</w:t>
+              <w:t>Tip detectie</w:t>
             </w:r>
           </w:p>
         </w:tc>
@@ -1574,7 +2070,7 @@
                 <w:color w:val="FFFFFF"/>
                 <w:sz w:val="18"/>
               </w:rPr>
-              <w:t>Severitate</w:t>
+              <w:t>Severitate CEF</w:t>
             </w:r>
           </w:p>
         </w:tc>
@@ -1650,7 +2146,7 @@
                 <w:rFonts w:ascii="Calibri" w:hAnsi="Calibri"/>
                 <w:sz w:val="18"/>
               </w:rPr>
-              <w:t>Ridicata (7/10)</w:t>
+              <w:t>7 (High)</w:t>
             </w:r>
           </w:p>
         </w:tc>
@@ -1719,7 +2215,7 @@
                 <w:rFonts w:ascii="Calibri" w:hAnsi="Calibri"/>
                 <w:sz w:val="18"/>
               </w:rPr>
-              <w:t>Medie (5/10)</w:t>
+              <w:t>6 (Medium)</w:t>
             </w:r>
           </w:p>
         </w:tc>
@@ -1788,7 +2284,7 @@
                 <w:rFonts w:ascii="Calibri" w:hAnsi="Calibri"/>
                 <w:sz w:val="18"/>
               </w:rPr>
-              <w:t>Medie (5/10)</w:t>
+              <w:t>5 (Low)</w:t>
             </w:r>
           </w:p>
         </w:tc>
@@ -1811,6 +2307,213 @@
                 <w:sz w:val="18"/>
               </w:rPr>
               <w:t>1003</w:t>
+            </w:r>
+          </w:p>
+        </w:tc>
+      </w:tr>
+      <w:tr>
+        <w:tc>
+          <w:tcPr>
+            <w:tcW w:type="dxa" w:w="3135"/>
+            <w:shd w:val="clear" w:color="auto" w:fill="F8F9FA"/>
+            <w:vAlign w:val="center"/>
+          </w:tcPr>
+          <w:p>
+            <w:r>
+              <w:rPr>
+                <w:rFonts w:ascii="Calibri" w:hAnsi="Calibri"/>
+                <w:sz w:val="18"/>
+              </w:rPr>
+            </w:r>
+            <w:r>
+              <w:rPr>
+                <w:rFonts w:ascii="Calibri" w:hAnsi="Calibri"/>
+                <w:b/>
+                <w:sz w:val="18"/>
+              </w:rPr>
+              <w:t>Lateral Movement</w:t>
+            </w:r>
+          </w:p>
+        </w:tc>
+        <w:tc>
+          <w:tcPr>
+            <w:tcW w:type="dxa" w:w="3135"/>
+            <w:shd w:val="clear" w:color="auto" w:fill="F8F9FA"/>
+            <w:vAlign w:val="center"/>
+          </w:tcPr>
+          <w:p>
+            <w:r>
+              <w:rPr>
+                <w:rFonts w:ascii="Calibri" w:hAnsi="Calibri"/>
+                <w:sz w:val="18"/>
+              </w:rPr>
+            </w:r>
+            <w:r>
+              <w:rPr>
+                <w:rFonts w:ascii="Calibri" w:hAnsi="Calibri"/>
+                <w:sz w:val="18"/>
+              </w:rPr>
+              <w:t>8 (Critical)</w:t>
+            </w:r>
+          </w:p>
+        </w:tc>
+        <w:tc>
+          <w:tcPr>
+            <w:tcW w:type="dxa" w:w="3135"/>
+            <w:shd w:val="clear" w:color="auto" w:fill="F8F9FA"/>
+            <w:vAlign w:val="center"/>
+          </w:tcPr>
+          <w:p>
+            <w:r>
+              <w:rPr>
+                <w:rFonts w:ascii="Calibri" w:hAnsi="Calibri"/>
+                <w:sz w:val="18"/>
+              </w:rPr>
+            </w:r>
+            <w:r>
+              <w:rPr>
+                <w:rFonts w:ascii="Calibri" w:hAnsi="Calibri"/>
+                <w:sz w:val="18"/>
+              </w:rPr>
+              <w:t>1004</w:t>
+            </w:r>
+          </w:p>
+        </w:tc>
+      </w:tr>
+      <w:tr>
+        <w:tc>
+          <w:tcPr>
+            <w:tcW w:type="dxa" w:w="3135"/>
+            <w:shd w:val="clear" w:color="auto" w:fill="FFFFFF"/>
+            <w:vAlign w:val="center"/>
+          </w:tcPr>
+          <w:p>
+            <w:r>
+              <w:rPr>
+                <w:rFonts w:ascii="Calibri" w:hAnsi="Calibri"/>
+                <w:sz w:val="18"/>
+              </w:rPr>
+            </w:r>
+            <w:r>
+              <w:rPr>
+                <w:rFonts w:ascii="Calibri" w:hAnsi="Calibri"/>
+                <w:b/>
+                <w:sz w:val="18"/>
+              </w:rPr>
+              <w:t>Distributed Scan</w:t>
+            </w:r>
+          </w:p>
+        </w:tc>
+        <w:tc>
+          <w:tcPr>
+            <w:tcW w:type="dxa" w:w="3135"/>
+            <w:shd w:val="clear" w:color="auto" w:fill="FFFFFF"/>
+            <w:vAlign w:val="center"/>
+          </w:tcPr>
+          <w:p>
+            <w:r>
+              <w:rPr>
+                <w:rFonts w:ascii="Calibri" w:hAnsi="Calibri"/>
+                <w:sz w:val="18"/>
+              </w:rPr>
+            </w:r>
+            <w:r>
+              <w:rPr>
+                <w:rFonts w:ascii="Calibri" w:hAnsi="Calibri"/>
+                <w:sz w:val="18"/>
+              </w:rPr>
+              <w:t>7 (High)</w:t>
+            </w:r>
+          </w:p>
+        </w:tc>
+        <w:tc>
+          <w:tcPr>
+            <w:tcW w:type="dxa" w:w="3135"/>
+            <w:shd w:val="clear" w:color="auto" w:fill="FFFFFF"/>
+            <w:vAlign w:val="center"/>
+          </w:tcPr>
+          <w:p>
+            <w:r>
+              <w:rPr>
+                <w:rFonts w:ascii="Calibri" w:hAnsi="Calibri"/>
+                <w:sz w:val="18"/>
+              </w:rPr>
+            </w:r>
+            <w:r>
+              <w:rPr>
+                <w:rFonts w:ascii="Calibri" w:hAnsi="Calibri"/>
+                <w:sz w:val="18"/>
+              </w:rPr>
+              <w:t>1005</w:t>
+            </w:r>
+          </w:p>
+        </w:tc>
+      </w:tr>
+      <w:tr>
+        <w:tc>
+          <w:tcPr>
+            <w:tcW w:type="dxa" w:w="3135"/>
+            <w:shd w:val="clear" w:color="auto" w:fill="F8F9FA"/>
+            <w:vAlign w:val="center"/>
+          </w:tcPr>
+          <w:p>
+            <w:r>
+              <w:rPr>
+                <w:rFonts w:ascii="Calibri" w:hAnsi="Calibri"/>
+                <w:sz w:val="18"/>
+              </w:rPr>
+            </w:r>
+            <w:r>
+              <w:rPr>
+                <w:rFonts w:ascii="Calibri" w:hAnsi="Calibri"/>
+                <w:b/>
+                <w:sz w:val="18"/>
+              </w:rPr>
+              <w:t>Beaconing C2</w:t>
+            </w:r>
+          </w:p>
+        </w:tc>
+        <w:tc>
+          <w:tcPr>
+            <w:tcW w:type="dxa" w:w="3135"/>
+            <w:shd w:val="clear" w:color="auto" w:fill="F8F9FA"/>
+            <w:vAlign w:val="center"/>
+          </w:tcPr>
+          <w:p>
+            <w:r>
+              <w:rPr>
+                <w:rFonts w:ascii="Calibri" w:hAnsi="Calibri"/>
+                <w:sz w:val="18"/>
+              </w:rPr>
+            </w:r>
+            <w:r>
+              <w:rPr>
+                <w:rFonts w:ascii="Calibri" w:hAnsi="Calibri"/>
+                <w:sz w:val="18"/>
+              </w:rPr>
+              <w:t>9 (Critical)</w:t>
+            </w:r>
+          </w:p>
+        </w:tc>
+        <w:tc>
+          <w:tcPr>
+            <w:tcW w:type="dxa" w:w="3135"/>
+            <w:shd w:val="clear" w:color="auto" w:fill="F8F9FA"/>
+            <w:vAlign w:val="center"/>
+          </w:tcPr>
+          <w:p>
+            <w:r>
+              <w:rPr>
+                <w:rFonts w:ascii="Calibri" w:hAnsi="Calibri"/>
+                <w:sz w:val="18"/>
+              </w:rPr>
+            </w:r>
+            <w:r>
+              <w:rPr>
+                <w:rFonts w:ascii="Calibri" w:hAnsi="Calibri"/>
+                <w:sz w:val="18"/>
+              </w:rPr>
+              <w:t>1006</w:t>
             </w:r>
           </w:p>
         </w:tc>
@@ -2346,7 +3049,7 @@
                 <w:rFonts w:ascii="Calibri" w:hAnsi="Calibri"/>
                 <w:sz w:val="18"/>
               </w:rPr>
-              <w:t>16 validari la pornire</w:t>
+              <w:t>Validari la pornire</w:t>
             </w:r>
           </w:p>
         </w:tc>
@@ -2400,10 +3103,10 @@
         <w:rPr>
           <w:b/>
         </w:rPr>
-        <w:t>51 teste unitare</w:t>
-      </w:r>
-      <w:r>
-        <w:t xml:space="preserve"> — parseri, detector, alerter, sanitizare</w:t>
+        <w:t>78 teste unitare</w:t>
+      </w:r>
+      <w:r>
+        <w:t xml:space="preserve"> — parseri, detector, alerter, sanitizare, detectii noi</w:t>
       </w:r>
     </w:p>
     <w:p>
@@ -2417,7 +3120,7 @@
         <w:t>Tester Python</w:t>
       </w:r>
       <w:r>
-        <w:t xml:space="preserve"> — simulator trafic cu preset-uri: fast, slow, normal</w:t>
+        <w:t xml:space="preserve"> — simulator trafic: fast, slow, normal, lateral, distributed, beaconing</w:t>
       </w:r>
     </w:p>
     <w:p>
@@ -3337,17 +4040,25 @@
         <w:br/>
         <w:t>├── config.toml             # Configurare completa (un singur fisier)</w:t>
         <w:br/>
+        <w:t>├── static/</w:t>
+        <w:br/>
+        <w:t>│   ├── dashboard.html       # UI dashboard (D3.js)</w:t>
+        <w:br/>
+        <w:t>│   └── d3.v7.min.js         # D3.js servit local (air-gapped)</w:t>
+        <w:br/>
         <w:t>├── src/</w:t>
         <w:br/>
         <w:t>│   ├── main.rs             # UDP listener, orchestrare async (tokio)</w:t>
         <w:br/>
-        <w:t>│   ├── config.rs           # Deserializare TOML + 16 validari semantice</w:t>
+        <w:t>│   ├── config.rs           # Deserializare TOML + validari semantice</w:t>
         <w:br/>
         <w:t>│   ├── detector.rs         # DashMap per IP, Fast/Slow/Accept Scan, cooldown</w:t>
         <w:br/>
         <w:t>│   ├── alerter.rs          # SIEM (UDP CEF) + Email (SMTP async, lettre)</w:t>
         <w:br/>
         <w:t>│   ├── display.rs          # Output terminal colorat (colored)</w:t>
+        <w:br/>
+        <w:t>│   ├── web.rs              # Server HTTP dashboard (axum)</w:t>
         <w:br/>
         <w:t>│   └── parser/</w:t>
         <w:br/>
@@ -3362,6 +4073,8 @@
         <w:t>└── tester/</w:t>
         <w:br/>
         <w:t xml:space="preserve">    ├── tester.py           # Simulator trafic: preset-uri + generare dinamica</w:t>
+        <w:br/>
+        <w:t xml:space="preserve">    ├── smtp_server.py      # SMTP server local (pentru demo/test)</w:t>
         <w:br/>
         <w:t xml:space="preserve">    └── sample_*.log        # 9 fisiere sample pre-generate</w:t>
       </w:r>
@@ -3517,7 +4230,7 @@
                 <w:rFonts w:ascii="Calibri" w:hAnsi="Calibri"/>
                 <w:sz w:val="18"/>
               </w:rPr>
-              <w:t>Structuri concurente</w:t>
+              <w:t>Web dashboard</w:t>
             </w:r>
           </w:p>
         </w:tc>
@@ -3539,7 +4252,7 @@
                 <w:rFonts w:ascii="Calibri" w:hAnsi="Calibri"/>
                 <w:sz w:val="18"/>
               </w:rPr>
-              <w:t>DashMap</w:t>
+              <w:t>axum</w:t>
             </w:r>
           </w:p>
         </w:tc>
@@ -3563,7 +4276,7 @@
                 <w:rFonts w:ascii="Calibri" w:hAnsi="Calibri"/>
                 <w:sz w:val="18"/>
               </w:rPr>
-              <w:t>Parsare config</w:t>
+              <w:t>Structuri concurente</w:t>
             </w:r>
           </w:p>
         </w:tc>
@@ -3585,7 +4298,7 @@
                 <w:rFonts w:ascii="Calibri" w:hAnsi="Calibri"/>
                 <w:sz w:val="18"/>
               </w:rPr>
-              <w:t>serde + toml</w:t>
+              <w:t>DashMap</w:t>
             </w:r>
           </w:p>
         </w:tc>
@@ -3609,7 +4322,7 @@
                 <w:rFonts w:ascii="Calibri" w:hAnsi="Calibri"/>
                 <w:sz w:val="18"/>
               </w:rPr>
-              <w:t>Email SMTP</w:t>
+              <w:t>Parsare config</w:t>
             </w:r>
           </w:p>
         </w:tc>
@@ -3631,7 +4344,7 @@
                 <w:rFonts w:ascii="Calibri" w:hAnsi="Calibri"/>
                 <w:sz w:val="18"/>
               </w:rPr>
-              <w:t>lettre (async)</w:t>
+              <w:t>serde + toml</w:t>
             </w:r>
           </w:p>
         </w:tc>
@@ -3655,7 +4368,7 @@
                 <w:rFonts w:ascii="Calibri" w:hAnsi="Calibri"/>
                 <w:sz w:val="18"/>
               </w:rPr>
-              <w:t>Regex</w:t>
+              <w:t>Email SMTP</w:t>
             </w:r>
           </w:p>
         </w:tc>
@@ -3677,7 +4390,7 @@
                 <w:rFonts w:ascii="Calibri" w:hAnsi="Calibri"/>
                 <w:sz w:val="18"/>
               </w:rPr>
-              <w:t>regex</w:t>
+              <w:t>lettre (async)</w:t>
             </w:r>
           </w:p>
         </w:tc>
@@ -3701,7 +4414,7 @@
                 <w:rFonts w:ascii="Calibri" w:hAnsi="Calibri"/>
                 <w:sz w:val="18"/>
               </w:rPr>
-              <w:t>Timestamp</w:t>
+              <w:t>JSON</w:t>
             </w:r>
           </w:p>
         </w:tc>
@@ -3723,7 +4436,7 @@
                 <w:rFonts w:ascii="Calibri" w:hAnsi="Calibri"/>
                 <w:sz w:val="18"/>
               </w:rPr>
-              <w:t>chrono</w:t>
+              <w:t>serde_json</w:t>
             </w:r>
           </w:p>
         </w:tc>
@@ -3747,7 +4460,7 @@
                 <w:rFonts w:ascii="Calibri" w:hAnsi="Calibri"/>
                 <w:sz w:val="18"/>
               </w:rPr>
-              <w:t>Logging</w:t>
+              <w:t>Hot reload config</w:t>
             </w:r>
           </w:p>
         </w:tc>
@@ -3769,7 +4482,7 @@
                 <w:rFonts w:ascii="Calibri" w:hAnsi="Calibri"/>
                 <w:sz w:val="18"/>
               </w:rPr>
-              <w:t>tracing</w:t>
+              <w:t>arc-swap</w:t>
             </w:r>
           </w:p>
         </w:tc>
@@ -3793,7 +4506,7 @@
                 <w:rFonts w:ascii="Calibri" w:hAnsi="Calibri"/>
                 <w:sz w:val="18"/>
               </w:rPr>
-              <w:t>Erori</w:t>
+              <w:t>Regex</w:t>
             </w:r>
           </w:p>
         </w:tc>
@@ -3815,7 +4528,7 @@
                 <w:rFonts w:ascii="Calibri" w:hAnsi="Calibri"/>
                 <w:sz w:val="18"/>
               </w:rPr>
-              <w:t>anyhow</w:t>
+              <w:t>regex</w:t>
             </w:r>
           </w:p>
         </w:tc>
@@ -3839,7 +4552,7 @@
                 <w:rFonts w:ascii="Calibri" w:hAnsi="Calibri"/>
                 <w:sz w:val="18"/>
               </w:rPr>
-              <w:t>Output colorat</w:t>
+              <w:t>Timestamp</w:t>
             </w:r>
           </w:p>
         </w:tc>
@@ -3861,6 +4574,144 @@
                 <w:rFonts w:ascii="Calibri" w:hAnsi="Calibri"/>
                 <w:sz w:val="18"/>
               </w:rPr>
+              <w:t>chrono</w:t>
+            </w:r>
+          </w:p>
+        </w:tc>
+      </w:tr>
+      <w:tr>
+        <w:tc>
+          <w:tcPr>
+            <w:tcW w:type="dxa" w:w="4703"/>
+            <w:shd w:val="clear" w:color="auto" w:fill="F8F9FA"/>
+            <w:vAlign w:val="center"/>
+          </w:tcPr>
+          <w:p>
+            <w:r>
+              <w:rPr>
+                <w:rFonts w:ascii="Calibri" w:hAnsi="Calibri"/>
+                <w:sz w:val="18"/>
+              </w:rPr>
+            </w:r>
+            <w:r>
+              <w:rPr>
+                <w:rFonts w:ascii="Calibri" w:hAnsi="Calibri"/>
+                <w:sz w:val="18"/>
+              </w:rPr>
+              <w:t>Logging</w:t>
+            </w:r>
+          </w:p>
+        </w:tc>
+        <w:tc>
+          <w:tcPr>
+            <w:tcW w:type="dxa" w:w="4703"/>
+            <w:shd w:val="clear" w:color="auto" w:fill="F8F9FA"/>
+            <w:vAlign w:val="center"/>
+          </w:tcPr>
+          <w:p>
+            <w:r>
+              <w:rPr>
+                <w:rFonts w:ascii="Calibri" w:hAnsi="Calibri"/>
+                <w:sz w:val="18"/>
+              </w:rPr>
+            </w:r>
+            <w:r>
+              <w:rPr>
+                <w:rFonts w:ascii="Calibri" w:hAnsi="Calibri"/>
+                <w:sz w:val="18"/>
+              </w:rPr>
+              <w:t>tracing</w:t>
+            </w:r>
+          </w:p>
+        </w:tc>
+      </w:tr>
+      <w:tr>
+        <w:tc>
+          <w:tcPr>
+            <w:tcW w:type="dxa" w:w="4703"/>
+            <w:shd w:val="clear" w:color="auto" w:fill="FFFFFF"/>
+            <w:vAlign w:val="center"/>
+          </w:tcPr>
+          <w:p>
+            <w:r>
+              <w:rPr>
+                <w:rFonts w:ascii="Calibri" w:hAnsi="Calibri"/>
+                <w:sz w:val="18"/>
+              </w:rPr>
+            </w:r>
+            <w:r>
+              <w:rPr>
+                <w:rFonts w:ascii="Calibri" w:hAnsi="Calibri"/>
+                <w:sz w:val="18"/>
+              </w:rPr>
+              <w:t>Erori</w:t>
+            </w:r>
+          </w:p>
+        </w:tc>
+        <w:tc>
+          <w:tcPr>
+            <w:tcW w:type="dxa" w:w="4703"/>
+            <w:shd w:val="clear" w:color="auto" w:fill="FFFFFF"/>
+            <w:vAlign w:val="center"/>
+          </w:tcPr>
+          <w:p>
+            <w:r>
+              <w:rPr>
+                <w:rFonts w:ascii="Calibri" w:hAnsi="Calibri"/>
+                <w:sz w:val="18"/>
+              </w:rPr>
+            </w:r>
+            <w:r>
+              <w:rPr>
+                <w:rFonts w:ascii="Calibri" w:hAnsi="Calibri"/>
+                <w:sz w:val="18"/>
+              </w:rPr>
+              <w:t>anyhow</w:t>
+            </w:r>
+          </w:p>
+        </w:tc>
+      </w:tr>
+      <w:tr>
+        <w:tc>
+          <w:tcPr>
+            <w:tcW w:type="dxa" w:w="4703"/>
+            <w:shd w:val="clear" w:color="auto" w:fill="F8F9FA"/>
+            <w:vAlign w:val="center"/>
+          </w:tcPr>
+          <w:p>
+            <w:r>
+              <w:rPr>
+                <w:rFonts w:ascii="Calibri" w:hAnsi="Calibri"/>
+                <w:sz w:val="18"/>
+              </w:rPr>
+            </w:r>
+            <w:r>
+              <w:rPr>
+                <w:rFonts w:ascii="Calibri" w:hAnsi="Calibri"/>
+                <w:sz w:val="18"/>
+              </w:rPr>
+              <w:t>Output colorat</w:t>
+            </w:r>
+          </w:p>
+        </w:tc>
+        <w:tc>
+          <w:tcPr>
+            <w:tcW w:type="dxa" w:w="4703"/>
+            <w:shd w:val="clear" w:color="auto" w:fill="F8F9FA"/>
+            <w:vAlign w:val="center"/>
+          </w:tcPr>
+          <w:p>
+            <w:r>
+              <w:rPr>
+                <w:rFonts w:ascii="Calibri" w:hAnsi="Calibri"/>
+                <w:sz w:val="18"/>
+              </w:rPr>
+            </w:r>
+            <w:r>
+              <w:rPr>
+                <w:rFonts w:ascii="Calibri" w:hAnsi="Calibri"/>
+                <w:sz w:val="18"/>
+              </w:rPr>
               <w:t>colored</w:t>
             </w:r>
           </w:p>
@@ -3895,7 +4746,7 @@
         <w:pStyle w:val="Heading2"/>
       </w:pPr>
       <w:r>
-        <w:t>9. POTENTIAL DE DEZVOLTARE</w:t>
+        <w:t>8.1 WEB DASHBOARD — implementare si integrare cu IDS-RS</w:t>
       </w:r>
     </w:p>
     <w:p>
@@ -3903,7 +4754,565 @@
         <w:pStyle w:val="Heading3"/>
       </w:pPr>
       <w:r>
+        <w:t>Cum este integrat</w:t>
+      </w:r>
+    </w:p>
+    <w:p>
+      <w:r>
+        <w:t xml:space="preserve">Dashboard-ul nu este o aplicatie separata. Este pornit din acelasi binar </w:t>
+      </w:r>
+      <w:r>
+        <w:rPr>
+          <w:rFonts w:ascii="Consolas" w:hAnsi="Consolas"/>
+          <w:color w:val="C0392B"/>
+          <w:sz w:val="18"/>
+        </w:rPr>
+        <w:t>ids-rs</w:t>
+      </w:r>
+      <w:r>
+        <w:t>:</w:t>
+      </w:r>
+    </w:p>
+    <w:p>
+      <w:r>
+        <w:t xml:space="preserve">1. </w:t>
+      </w:r>
+      <w:r>
+        <w:rPr>
+          <w:rFonts w:ascii="Consolas" w:hAnsi="Consolas"/>
+          <w:color w:val="C0392B"/>
+          <w:sz w:val="18"/>
+        </w:rPr>
+        <w:t>main.rs</w:t>
+      </w:r>
+      <w:r>
+        <w:t xml:space="preserve"> creeaza un </w:t>
+      </w:r>
+      <w:r>
+        <w:rPr>
+          <w:rFonts w:ascii="Consolas" w:hAnsi="Consolas"/>
+          <w:color w:val="C0392B"/>
+          <w:sz w:val="18"/>
+        </w:rPr>
+        <w:t>AlertBuffer</w:t>
+      </w:r>
+      <w:r>
+        <w:t xml:space="preserve"> comun (</w:t>
+      </w:r>
+      <w:r>
+        <w:rPr>
+          <w:rFonts w:ascii="Consolas" w:hAnsi="Consolas"/>
+          <w:color w:val="C0392B"/>
+          <w:sz w:val="18"/>
+        </w:rPr>
+        <w:t>Arc&lt;Mutex&lt;VecDeque&lt;Alert&gt;&gt;&gt;</w:t>
+      </w:r>
+      <w:r>
+        <w:t xml:space="preserve">). 2. La fiecare alerta generata, IDS-RS face </w:t>
+      </w:r>
+      <w:r>
+        <w:rPr>
+          <w:rFonts w:ascii="Consolas" w:hAnsi="Consolas"/>
+          <w:color w:val="C0392B"/>
+          <w:sz w:val="18"/>
+        </w:rPr>
+        <w:t>push_back(alert)</w:t>
+      </w:r>
+      <w:r>
+        <w:t xml:space="preserve"> in buffer (buffer circular, limitat la </w:t>
+      </w:r>
+      <w:r>
+        <w:rPr>
+          <w:rFonts w:ascii="Consolas" w:hAnsi="Consolas"/>
+          <w:color w:val="C0392B"/>
+          <w:sz w:val="18"/>
+        </w:rPr>
+        <w:t>web_dashboard.max_alerts</w:t>
+      </w:r>
+      <w:r>
+        <w:t xml:space="preserve">). 3. Daca </w:t>
+      </w:r>
+      <w:r>
+        <w:rPr>
+          <w:rFonts w:ascii="Consolas" w:hAnsi="Consolas"/>
+          <w:color w:val="C0392B"/>
+          <w:sz w:val="18"/>
+        </w:rPr>
+        <w:t>[web_dashboard].enabled = true</w:t>
+      </w:r>
+      <w:r>
+        <w:t>, IDS-RS porneste serverul HTTP (Axum) intr-un task tokio separat. 4. Dashboard-ul citeste buffer-ul, face snapshot rapid sub lock si returneaza JSON catre browser.</w:t>
+      </w:r>
+    </w:p>
+    <w:p>
+      <w:pPr>
+        <w:pStyle w:val="Heading3"/>
+      </w:pPr>
+      <w:r>
+        <w:t>Server-side (Rust)</w:t>
+      </w:r>
+    </w:p>
+    <w:p>
+      <w:r>
+        <w:t xml:space="preserve">Implementarea este in </w:t>
+      </w:r>
+      <w:r>
+        <w:rPr>
+          <w:rFonts w:ascii="Consolas" w:hAnsi="Consolas"/>
+          <w:color w:val="C0392B"/>
+          <w:sz w:val="18"/>
+        </w:rPr>
+        <w:t>src/web.rs</w:t>
+      </w:r>
+      <w:r>
+        <w:t>:</w:t>
+      </w:r>
+    </w:p>
+    <w:p>
+      <w:pPr>
+        <w:pStyle w:val="ListBullet"/>
+      </w:pPr>
+      <w:r>
+        <w:t>Router Axum cu:</w:t>
+      </w:r>
+    </w:p>
+    <w:p>
+      <w:pPr>
+        <w:pStyle w:val="ListBullet"/>
+      </w:pPr>
+      <w:r>
+        <w:rPr>
+          <w:rFonts w:ascii="Consolas" w:hAnsi="Consolas"/>
+          <w:color w:val="C0392B"/>
+          <w:sz w:val="18"/>
+        </w:rPr>
+        <w:t>GET /</w:t>
+      </w:r>
+      <w:r>
+        <w:t xml:space="preserve"> → </w:t>
+      </w:r>
+      <w:r>
+        <w:rPr>
+          <w:rFonts w:ascii="Consolas" w:hAnsi="Consolas"/>
+          <w:color w:val="C0392B"/>
+          <w:sz w:val="18"/>
+        </w:rPr>
+        <w:t>static/dashboard.html</w:t>
+      </w:r>
+      <w:r>
+        <w:t xml:space="preserve"> (imbeddeat in binar cu </w:t>
+      </w:r>
+      <w:r>
+        <w:rPr>
+          <w:rFonts w:ascii="Consolas" w:hAnsi="Consolas"/>
+          <w:color w:val="C0392B"/>
+          <w:sz w:val="18"/>
+        </w:rPr>
+        <w:t>include_str!</w:t>
+      </w:r>
+      <w:r>
+        <w:t>)</w:t>
+      </w:r>
+    </w:p>
+    <w:p>
+      <w:pPr>
+        <w:pStyle w:val="ListBullet"/>
+      </w:pPr>
+      <w:r>
+        <w:rPr>
+          <w:rFonts w:ascii="Consolas" w:hAnsi="Consolas"/>
+          <w:color w:val="C0392B"/>
+          <w:sz w:val="18"/>
+        </w:rPr>
+        <w:t>GET /static/d3.min.js</w:t>
+      </w:r>
+      <w:r>
+        <w:t xml:space="preserve"> → D3.js v7 (imbeddeat in binar)</w:t>
+      </w:r>
+    </w:p>
+    <w:p>
+      <w:pPr>
+        <w:pStyle w:val="ListBullet"/>
+      </w:pPr>
+      <w:r>
+        <w:rPr>
+          <w:rFonts w:ascii="Consolas" w:hAnsi="Consolas"/>
+          <w:color w:val="C0392B"/>
+          <w:sz w:val="18"/>
+        </w:rPr>
+        <w:t>GET /api/alerts</w:t>
+      </w:r>
+      <w:r>
+        <w:t xml:space="preserve"> → ultimele alerte (optional </w:t>
+      </w:r>
+      <w:r>
+        <w:rPr>
+          <w:rFonts w:ascii="Consolas" w:hAnsi="Consolas"/>
+          <w:color w:val="C0392B"/>
+          <w:sz w:val="18"/>
+        </w:rPr>
+        <w:t>?ip=...</w:t>
+      </w:r>
+      <w:r>
+        <w:t xml:space="preserve"> pentru filtrare)</w:t>
+      </w:r>
+    </w:p>
+    <w:p>
+      <w:pPr>
+        <w:pStyle w:val="ListBullet"/>
+      </w:pPr>
+      <w:r>
+        <w:rPr>
+          <w:rFonts w:ascii="Consolas" w:hAnsi="Consolas"/>
+          <w:color w:val="C0392B"/>
+          <w:sz w:val="18"/>
+        </w:rPr>
+        <w:t>GET /api/graph</w:t>
+      </w:r>
+      <w:r>
+        <w:t xml:space="preserve"> → noduri/muchii agregate din alerte (optional </w:t>
+      </w:r>
+      <w:r>
+        <w:rPr>
+          <w:rFonts w:ascii="Consolas" w:hAnsi="Consolas"/>
+          <w:color w:val="C0392B"/>
+          <w:sz w:val="18"/>
+        </w:rPr>
+        <w:t>?ip=...</w:t>
+      </w:r>
+      <w:r>
+        <w:t>)</w:t>
+      </w:r>
+    </w:p>
+    <w:p>
+      <w:pPr>
+        <w:pStyle w:val="ListBullet"/>
+      </w:pPr>
+      <w:r>
+        <w:rPr>
+          <w:rFonts w:ascii="Consolas" w:hAnsi="Consolas"/>
+          <w:color w:val="C0392B"/>
+          <w:sz w:val="18"/>
+        </w:rPr>
+        <w:t>GET /api/ip/{ip}</w:t>
+      </w:r>
+      <w:r>
+        <w:t xml:space="preserve"> → IP dossier (roluri, porturi, peers, timeline)</w:t>
+      </w:r>
+    </w:p>
+    <w:p>
+      <w:r>
+        <w:t>Constructia grafului trateaza explicit cazurile:</w:t>
+      </w:r>
+    </w:p>
+    <w:p>
+      <w:pPr>
+        <w:pStyle w:val="ListBullet"/>
+      </w:pPr>
+      <w:r>
+        <w:t xml:space="preserve">Lateral Movement: o alerta produce muchii catre fiecare destinatie din </w:t>
+      </w:r>
+      <w:r>
+        <w:rPr>
+          <w:rFonts w:ascii="Consolas" w:hAnsi="Consolas"/>
+          <w:color w:val="C0392B"/>
+          <w:sz w:val="18"/>
+        </w:rPr>
+        <w:t>unique_dests</w:t>
+      </w:r>
+    </w:p>
+    <w:p>
+      <w:pPr>
+        <w:pStyle w:val="ListBullet"/>
+      </w:pPr>
+      <w:r>
+        <w:t xml:space="preserve">Distributed Scan: o alerta produce muchii pentru toate sursele din </w:t>
+      </w:r>
+      <w:r>
+        <w:rPr>
+          <w:rFonts w:ascii="Consolas" w:hAnsi="Consolas"/>
+          <w:color w:val="C0392B"/>
+          <w:sz w:val="18"/>
+        </w:rPr>
+        <w:t>unique_sources</w:t>
+      </w:r>
+    </w:p>
+    <w:p>
+      <w:pPr>
+        <w:pStyle w:val="Heading3"/>
+      </w:pPr>
+      <w:r>
+        <w:t>Client-side (HTML/JS)</w:t>
+      </w:r>
+    </w:p>
+    <w:p>
+      <w:r>
+        <w:t xml:space="preserve">UI-ul este in </w:t>
+      </w:r>
+      <w:r>
+        <w:rPr>
+          <w:rFonts w:ascii="Consolas" w:hAnsi="Consolas"/>
+          <w:color w:val="C0392B"/>
+          <w:sz w:val="18"/>
+        </w:rPr>
+        <w:t>static/dashboard.html</w:t>
+      </w:r>
+      <w:r>
+        <w:t>:</w:t>
+      </w:r>
+    </w:p>
+    <w:p>
+      <w:pPr>
+        <w:pStyle w:val="ListBullet"/>
+      </w:pPr>
+      <w:r>
+        <w:t>D3 force simulation pentru layout-ul grafului</w:t>
+      </w:r>
+    </w:p>
+    <w:p>
+      <w:pPr>
+        <w:pStyle w:val="ListBullet"/>
+      </w:pPr>
+      <w:r>
+        <w:t xml:space="preserve">refresh loop cu </w:t>
+      </w:r>
+      <w:r>
+        <w:rPr>
+          <w:rFonts w:ascii="Consolas" w:hAnsi="Consolas"/>
+          <w:color w:val="C0392B"/>
+          <w:sz w:val="18"/>
+        </w:rPr>
+        <w:t>fetch("/api/graph")</w:t>
+      </w:r>
+      <w:r>
+        <w:t xml:space="preserve"> si </w:t>
+      </w:r>
+      <w:r>
+        <w:rPr>
+          <w:rFonts w:ascii="Consolas" w:hAnsi="Consolas"/>
+          <w:color w:val="C0392B"/>
+          <w:sz w:val="18"/>
+        </w:rPr>
+        <w:t>fetch("/api/alerts")</w:t>
+      </w:r>
+      <w:r>
+        <w:t xml:space="preserve"> la 5s</w:t>
+      </w:r>
+    </w:p>
+    <w:p>
+      <w:pPr>
+        <w:pStyle w:val="ListBullet"/>
+      </w:pPr>
+      <w:r>
+        <w:t>filtre si state in URL + localStorage (triage/workspace/theme)</w:t>
+      </w:r>
+    </w:p>
+    <w:p>
+      <w:pPr>
+        <w:pStyle w:val="ListBullet"/>
+      </w:pPr>
+      <w:r>
+        <w:t>interactiuni: click IP → dossier, selectii, isolate, export PNG, fullscreen</w:t>
+      </w:r>
+    </w:p>
+    <w:p>
+      <w:pPr>
+        <w:pStyle w:val="Heading3"/>
+      </w:pPr>
+      <w:r>
+        <w:t>Configurare si securitate</w:t>
+      </w:r>
+    </w:p>
+    <w:p>
+      <w:r>
+        <w:t xml:space="preserve">Configurarea este in </w:t>
+      </w:r>
+      <w:r>
+        <w:rPr>
+          <w:rFonts w:ascii="Consolas" w:hAnsi="Consolas"/>
+          <w:color w:val="C0392B"/>
+          <w:sz w:val="18"/>
+        </w:rPr>
+        <w:t>[web_dashboard]</w:t>
+      </w:r>
+      <w:r>
+        <w:t xml:space="preserve"> in </w:t>
+      </w:r>
+      <w:r>
+        <w:rPr>
+          <w:rFonts w:ascii="Consolas" w:hAnsi="Consolas"/>
+          <w:color w:val="C0392B"/>
+          <w:sz w:val="18"/>
+        </w:rPr>
+        <w:t>config.toml</w:t>
+      </w:r>
+      <w:r>
+        <w:t>:</w:t>
+      </w:r>
+    </w:p>
+    <w:p>
+      <w:pPr>
+        <w:pStyle w:val="ListBullet"/>
+      </w:pPr>
+      <w:r>
+        <w:rPr>
+          <w:rFonts w:ascii="Consolas" w:hAnsi="Consolas"/>
+          <w:color w:val="C0392B"/>
+          <w:sz w:val="18"/>
+        </w:rPr>
+        <w:t>enabled</w:t>
+      </w:r>
+      <w:r>
+        <w:t>: porneste/oprire dashboard</w:t>
+      </w:r>
+    </w:p>
+    <w:p>
+      <w:pPr>
+        <w:pStyle w:val="ListBullet"/>
+      </w:pPr>
+      <w:r>
+        <w:rPr>
+          <w:rFonts w:ascii="Consolas" w:hAnsi="Consolas"/>
+          <w:color w:val="C0392B"/>
+          <w:sz w:val="18"/>
+        </w:rPr>
+        <w:t>bind</w:t>
+      </w:r>
+      <w:r>
+        <w:t xml:space="preserve">: implicit </w:t>
+      </w:r>
+      <w:r>
+        <w:rPr>
+          <w:rFonts w:ascii="Consolas" w:hAnsi="Consolas"/>
+          <w:color w:val="C0392B"/>
+          <w:sz w:val="18"/>
+        </w:rPr>
+        <w:t>127.0.0.1</w:t>
+      </w:r>
+      <w:r>
+        <w:t xml:space="preserve"> (doar local); </w:t>
+      </w:r>
+      <w:r>
+        <w:rPr>
+          <w:rFonts w:ascii="Consolas" w:hAnsi="Consolas"/>
+          <w:color w:val="C0392B"/>
+          <w:sz w:val="18"/>
+        </w:rPr>
+        <w:t>0.0.0.0</w:t>
+      </w:r>
+      <w:r>
+        <w:t xml:space="preserve"> daca vrei acces din retea</w:t>
+      </w:r>
+    </w:p>
+    <w:p>
+      <w:pPr>
+        <w:pStyle w:val="ListBullet"/>
+      </w:pPr>
+      <w:r>
+        <w:rPr>
+          <w:rFonts w:ascii="Consolas" w:hAnsi="Consolas"/>
+          <w:color w:val="C0392B"/>
+          <w:sz w:val="18"/>
+        </w:rPr>
+        <w:t>port</w:t>
+      </w:r>
+      <w:r>
+        <w:t xml:space="preserve">: implicit </w:t>
+      </w:r>
+      <w:r>
+        <w:rPr>
+          <w:rFonts w:ascii="Consolas" w:hAnsi="Consolas"/>
+          <w:color w:val="C0392B"/>
+          <w:sz w:val="18"/>
+        </w:rPr>
+        <w:t>8080</w:t>
+      </w:r>
+    </w:p>
+    <w:p>
+      <w:pPr>
+        <w:pStyle w:val="ListBullet"/>
+      </w:pPr>
+      <w:r>
+        <w:rPr>
+          <w:rFonts w:ascii="Consolas" w:hAnsi="Consolas"/>
+          <w:color w:val="C0392B"/>
+          <w:sz w:val="18"/>
+        </w:rPr>
+        <w:t>max_alerts</w:t>
+      </w:r>
+      <w:r>
+        <w:t>: dimensiunea buffer-ului circular</w:t>
+      </w:r>
+    </w:p>
+    <w:p>
+      <w:r>
+        <w:t xml:space="preserve">Nota operationala: schimbarea </w:t>
+      </w:r>
+      <w:r>
+        <w:rPr>
+          <w:rFonts w:ascii="Consolas" w:hAnsi="Consolas"/>
+          <w:color w:val="C0392B"/>
+          <w:sz w:val="18"/>
+        </w:rPr>
+        <w:t>bind/port</w:t>
+      </w:r>
+      <w:r>
+        <w:t xml:space="preserve"> necesita restart (nu se aplica la SIGHUP).</w:t>
+      </w:r>
+    </w:p>
+    <w:p>
+      <w:r>
+        <w:br w:type="page"/>
+      </w:r>
+    </w:p>
+    <w:p>
+      <w:pPr>
+        <w:pStyle w:val="Heading2"/>
+      </w:pPr>
+      <w:r>
+        <w:t>9. POTENTIAL DE DEZVOLTARE</w:t>
+      </w:r>
+    </w:p>
+    <w:p>
+      <w:pPr>
+        <w:pStyle w:val="Heading3"/>
+      </w:pPr>
+      <w:r>
         <w:t>9.1 Extindere detectii din log-uri FIREWALL (sursa actuala)</w:t>
+      </w:r>
+    </w:p>
+    <w:p>
+      <w:r>
+        <w:t>Detectii deja implementate din log-uri firewall:</w:t>
+      </w:r>
+    </w:p>
+    <w:p>
+      <w:pPr>
+        <w:pStyle w:val="ListBullet"/>
+      </w:pPr>
+      <w:r>
+        <w:t>Lateral Movement</w:t>
+      </w:r>
+    </w:p>
+    <w:p>
+      <w:pPr>
+        <w:pStyle w:val="ListBullet"/>
+      </w:pPr>
+      <w:r>
+        <w:t>Beaconing C2</w:t>
+      </w:r>
+    </w:p>
+    <w:p>
+      <w:pPr>
+        <w:pStyle w:val="ListBullet"/>
+      </w:pPr>
+      <w:r>
+        <w:t>Distributed Scan</w:t>
+      </w:r>
+    </w:p>
+    <w:p>
+      <w:r>
+        <w:t>Detectii suplimentare propuse:</w:t>
       </w:r>
     </w:p>
     <w:tbl>
@@ -4034,7 +5443,7 @@
                 <w:b/>
                 <w:sz w:val="18"/>
               </w:rPr>
-              <w:t>Miscare laterala</w:t>
+              <w:t>Brute-force</w:t>
             </w:r>
           </w:p>
         </w:tc>
@@ -4056,7 +5465,7 @@
                 <w:rFonts w:ascii="Calibri" w:hAnsi="Calibri"/>
                 <w:sz w:val="18"/>
               </w:rPr>
-              <w:t>1 IP → 20+ IP-uri interne pe porturi 445/3389/22/135 in 5 min</w:t>
+              <w:t>multe conexiuni repetate pe acelasi port catre aceeasi tinta</w:t>
             </w:r>
           </w:p>
         </w:tc>
@@ -4078,7 +5487,7 @@
                 <w:rFonts w:ascii="Calibri" w:hAnsi="Calibri"/>
                 <w:sz w:val="18"/>
               </w:rPr>
-              <w:t>Ransomware, worm propagation</w:t>
+              <w:t>SSH/RDP brute-force</w:t>
             </w:r>
           </w:p>
         </w:tc>
@@ -4103,7 +5512,7 @@
                 <w:b/>
                 <w:sz w:val="18"/>
               </w:rPr>
-              <w:t>Beaconing (C2)</w:t>
+              <w:t>Port-knocking</w:t>
             </w:r>
           </w:p>
         </w:tc>
@@ -4125,7 +5534,7 @@
                 <w:rFonts w:ascii="Calibri" w:hAnsi="Calibri"/>
                 <w:sz w:val="18"/>
               </w:rPr>
-              <w:t>Conexiuni la interval constant (stddev &lt; 2s) catre acelasi IP extern</w:t>
+              <w:t>secventa de porturi accesate in ordine</w:t>
             </w:r>
           </w:p>
         </w:tc>
@@ -4147,7 +5556,7 @@
                 <w:rFonts w:ascii="Calibri" w:hAnsi="Calibri"/>
                 <w:sz w:val="18"/>
               </w:rPr>
-              <w:t>Cobalt Strike, RAT, malware</w:t>
+              <w:t>backdoors, acces ascuns</w:t>
             </w:r>
           </w:p>
         </w:tc>
@@ -4172,7 +5581,7 @@
                 <w:b/>
                 <w:sz w:val="18"/>
               </w:rPr>
-              <w:t>Scanare distribuita</w:t>
+              <w:t>Policy violation</w:t>
             </w:r>
           </w:p>
         </w:tc>
@@ -4194,7 +5603,7 @@
                 <w:rFonts w:ascii="Calibri" w:hAnsi="Calibri"/>
                 <w:sz w:val="18"/>
               </w:rPr>
-              <w:t>10+ IP-uri sursa → aceeasi tinta, 20+ porturi in 2 min</w:t>
+              <w:t>acces inter-segment interzis (ex: Workstations → DMZ direct)</w:t>
             </w:r>
           </w:p>
         </w:tc>
@@ -4216,7 +5625,7 @@
                 <w:rFonts w:ascii="Calibri" w:hAnsi="Calibri"/>
                 <w:sz w:val="18"/>
               </w:rPr>
-              <w:t>Botnet recon, APT</w:t>
+              <w:t>misconfig / intentie</w:t>
             </w:r>
           </w:p>
         </w:tc>
@@ -4241,7 +5650,7 @@
                 <w:b/>
                 <w:sz w:val="18"/>
               </w:rPr>
-              <w:t>Brute-force</w:t>
+              <w:t>Exfiltrare</w:t>
             </w:r>
           </w:p>
         </w:tc>
@@ -4263,7 +5672,7 @@
                 <w:rFonts w:ascii="Calibri" w:hAnsi="Calibri"/>
                 <w:sz w:val="18"/>
               </w:rPr>
-              <w:t>50+ conexiuni pe acelasi port catre aceeasi tinta in 1 min</w:t>
+              <w:t>volum outbound anormal, ore non-lucru, porturi neobisnuite</w:t>
             </w:r>
           </w:p>
         </w:tc>
@@ -4285,145 +5694,7 @@
                 <w:rFonts w:ascii="Calibri" w:hAnsi="Calibri"/>
                 <w:sz w:val="18"/>
               </w:rPr>
-              <w:t>SSH/RDP brute-force</w:t>
-            </w:r>
-          </w:p>
-        </w:tc>
-      </w:tr>
-      <w:tr>
-        <w:tc>
-          <w:tcPr>
-            <w:tcW w:type="dxa" w:w="3135"/>
-            <w:shd w:val="clear" w:color="auto" w:fill="FFFFFF"/>
-            <w:vAlign w:val="center"/>
-          </w:tcPr>
-          <w:p>
-            <w:r>
-              <w:rPr>
-                <w:rFonts w:ascii="Calibri" w:hAnsi="Calibri"/>
-                <w:sz w:val="18"/>
-              </w:rPr>
-            </w:r>
-            <w:r>
-              <w:rPr>
-                <w:rFonts w:ascii="Calibri" w:hAnsi="Calibri"/>
-                <w:b/>
-                <w:sz w:val="18"/>
-              </w:rPr>
-              <w:t>Exfiltrare</w:t>
-            </w:r>
-          </w:p>
-        </w:tc>
-        <w:tc>
-          <w:tcPr>
-            <w:tcW w:type="dxa" w:w="3135"/>
-            <w:shd w:val="clear" w:color="auto" w:fill="FFFFFF"/>
-            <w:vAlign w:val="center"/>
-          </w:tcPr>
-          <w:p>
-            <w:r>
-              <w:rPr>
-                <w:rFonts w:ascii="Calibri" w:hAnsi="Calibri"/>
-                <w:sz w:val="18"/>
-              </w:rPr>
-            </w:r>
-            <w:r>
-              <w:rPr>
-                <w:rFonts w:ascii="Calibri" w:hAnsi="Calibri"/>
-                <w:sz w:val="18"/>
-              </w:rPr>
-              <w:t>Volum anormal de trafic, ore non-lucru, porturi non-standard</w:t>
-            </w:r>
-          </w:p>
-        </w:tc>
-        <w:tc>
-          <w:tcPr>
-            <w:tcW w:type="dxa" w:w="3135"/>
-            <w:shd w:val="clear" w:color="auto" w:fill="FFFFFF"/>
-            <w:vAlign w:val="center"/>
-          </w:tcPr>
-          <w:p>
-            <w:r>
-              <w:rPr>
-                <w:rFonts w:ascii="Calibri" w:hAnsi="Calibri"/>
-                <w:sz w:val="18"/>
-              </w:rPr>
-            </w:r>
-            <w:r>
-              <w:rPr>
-                <w:rFonts w:ascii="Calibri" w:hAnsi="Calibri"/>
-                <w:sz w:val="18"/>
-              </w:rPr>
-              <w:t>Data exfiltration</w:t>
-            </w:r>
-          </w:p>
-        </w:tc>
-      </w:tr>
-      <w:tr>
-        <w:tc>
-          <w:tcPr>
-            <w:tcW w:type="dxa" w:w="3135"/>
-            <w:shd w:val="clear" w:color="auto" w:fill="F8F9FA"/>
-            <w:vAlign w:val="center"/>
-          </w:tcPr>
-          <w:p>
-            <w:r>
-              <w:rPr>
-                <w:rFonts w:ascii="Calibri" w:hAnsi="Calibri"/>
-                <w:sz w:val="18"/>
-              </w:rPr>
-            </w:r>
-            <w:r>
-              <w:rPr>
-                <w:rFonts w:ascii="Calibri" w:hAnsi="Calibri"/>
-                <w:b/>
-                <w:sz w:val="18"/>
-              </w:rPr>
-              <w:t>Policy violation</w:t>
-            </w:r>
-          </w:p>
-        </w:tc>
-        <w:tc>
-          <w:tcPr>
-            <w:tcW w:type="dxa" w:w="3135"/>
-            <w:shd w:val="clear" w:color="auto" w:fill="F8F9FA"/>
-            <w:vAlign w:val="center"/>
-          </w:tcPr>
-          <w:p>
-            <w:r>
-              <w:rPr>
-                <w:rFonts w:ascii="Calibri" w:hAnsi="Calibri"/>
-                <w:sz w:val="18"/>
-              </w:rPr>
-            </w:r>
-            <w:r>
-              <w:rPr>
-                <w:rFonts w:ascii="Calibri" w:hAnsi="Calibri"/>
-                <w:sz w:val="18"/>
-              </w:rPr>
-              <w:t>Acces inter-segment interzis (ex: Workstations → DMZ direct)</w:t>
-            </w:r>
-          </w:p>
-        </w:tc>
-        <w:tc>
-          <w:tcPr>
-            <w:tcW w:type="dxa" w:w="3135"/>
-            <w:shd w:val="clear" w:color="auto" w:fill="F8F9FA"/>
-            <w:vAlign w:val="center"/>
-          </w:tcPr>
-          <w:p>
-            <w:r>
-              <w:rPr>
-                <w:rFonts w:ascii="Calibri" w:hAnsi="Calibri"/>
-                <w:sz w:val="18"/>
-              </w:rPr>
-            </w:r>
-            <w:r>
-              <w:rPr>
-                <w:rFonts w:ascii="Calibri" w:hAnsi="Calibri"/>
-                <w:sz w:val="18"/>
-              </w:rPr>
-              <w:t>Configurare gresita sau intentie</w:t>
+              <w:t>data exfiltration</w:t>
             </w:r>
           </w:p>
         </w:tc>
@@ -5395,13 +6666,17 @@
         <w:br/>
         <w:t xml:space="preserve">  ════════════════       ═══════════════         ═════════════════════════</w:t>
         <w:br/>
-        <w:t xml:space="preserve">  Firewall               Scanari porturi         + Lateral movement</w:t>
+        <w:t xml:space="preserve">  Firewall               Corelare + detectie:    + Brute-force</w:t>
         <w:br/>
-        <w:t xml:space="preserve">  (ACTIV)                (fast/slow/accept)      + Beaconing C2</w:t>
+        <w:t xml:space="preserve">  (ACTIV)                fast/slow/accept        + Exfiltrare</w:t>
         <w:br/>
-        <w:t xml:space="preserve">                                                 + Brute-force</w:t>
+        <w:t xml:space="preserve">                         + lateral movement      + Policy violations</w:t>
         <w:br/>
-        <w:t xml:space="preserve">                                                 + Scanare distribuita</w:t>
+        <w:t xml:space="preserve">                         + distributed scan</w:t>
+        <w:br/>
+        <w:t xml:space="preserve">                         + beaconing C2</w:t>
+        <w:br/>
+        <w:t xml:space="preserve">                         + dashboard web</w:t>
         <w:br/>
         <w:t xml:space="preserve">                                                 + Exfiltrare</w:t>
         <w:br/>
@@ -5466,7 +6741,7 @@
     </w:p>
     <w:p>
       <w:r>
-        <w:t>Sistemul ruleaza deja in productie pe log-urile de firewall.</w:t>
+        <w:t>Sistemul este pregatit pentru rulare operationala pe log-urile de firewall.</w:t>
       </w:r>
     </w:p>
     <w:p>
@@ -5514,7 +6789,7 @@
         <w:pStyle w:val="ListBullet"/>
       </w:pPr>
       <w:r>
-        <w:t>Sistem functional, testat (51 teste), documentat</w:t>
+        <w:t>Sistem functional, testat (78 teste), documentat</w:t>
       </w:r>
     </w:p>
     <w:p>
